--- a/testkit/parity/pdfium/03_tech_report_code.docx
+++ b/testkit/parity/pdfium/03_tech_report_code.docx
@@ -201,7 +201,7 @@
                 <w:color w:val="111827"/>
                 <w:sz w:val="17"/>
               </w:rPr>
-              <w:t># sentinel 3.2.1 (python 3.11 )</w:t>
+              <w:t># sentinel 3.2.1 (python 3.11)</w:t>
             </w:r>
           </w:p>
         </w:tc>
@@ -371,7 +371,7 @@
                 <w:color w:val="111827"/>
                 <w:sz w:val="17"/>
               </w:rPr>
-              <w:t xml:space="preserve">policy=Policy .adaptive(warmup=500 ), </w:t>
+              <w:t xml:space="preserve">policy=Policy.adaptive(warmup=500), </w:t>
             </w:r>
             <w:r>
               <w:rPr>
@@ -381,7 +381,7 @@
                 <w:color w:val="111827"/>
                 <w:sz w:val="17"/>
               </w:rPr>
-              <w:t xml:space="preserve">channels=["latency" , "error_rate" , "payload_entropy"], </w:t>
+              <w:t xml:space="preserve">channels=["latency", "error_rate", "payload_entropy"], </w:t>
             </w:r>
             <w:r>
               <w:rPr>
@@ -427,7 +427,7 @@
                 <w:color w:val="111827"/>
                 <w:sz w:val="17"/>
               </w:rPr>
-              <w:t>return downstream. process(request)</w:t>
+              <w:t>return downstream.process(request)</w:t>
             </w:r>
           </w:p>
         </w:tc>
@@ -778,7 +778,7 @@
                 <w:color w:val="1F2937"/>
                 <w:sz w:val="17"/>
               </w:rPr>
-              <w:t xml:space="preserve">adaptive(500 ) </w:t>
+              <w:t xml:space="preserve">adaptive(500) </w:t>
             </w:r>
           </w:p>
         </w:tc>
@@ -882,7 +882,7 @@
                 <w:color w:val="1F2937"/>
                 <w:sz w:val="17"/>
               </w:rPr>
-              <w:t xml:space="preserve">list[ str] </w:t>
+              <w:t xml:space="preserve">list[str] </w:t>
             </w:r>
           </w:p>
         </w:tc>
@@ -1614,7 +1614,7 @@
                 <w:color w:val="111827"/>
                 <w:sz w:val="17"/>
               </w:rPr>
-              <w:t xml:space="preserve">batch = await queue.take(max_batch=256, timeout_ms=5 ) </w:t>
+              <w:t xml:space="preserve">batch = await queue.take(max_batch=256, timeout_ms=5) </w:t>
             </w:r>
             <w:r>
               <w:rPr>
@@ -1644,7 +1644,7 @@
                 <w:color w:val="111827"/>
                 <w:sz w:val="17"/>
               </w:rPr>
-              <w:t>await quarantine. put(v .request_id)</w:t>
+              <w:t>await quarantine.put(v.request_id)</w:t>
             </w:r>
           </w:p>
         </w:tc>

--- a/testkit/parity/pdfium/03_tech_report_code.docx
+++ b/testkit/parity/pdfium/03_tech_report_code.docx
@@ -1679,8 +1679,10 @@
     </w:p>
     <w:p>
       <w:pPr>
-        <w:spacing w:before="338" w:after="0" w:lineRule="exact" w:line="380"/>
+        <w:keepNext/>
+        <w:spacing w:before="452" w:after="0" w:lineRule="exact" w:line="266"/>
         <w:jc w:val="left"/>
+        <w:outlineLvl w:val="2"/>
       </w:pPr>
       <w:r>
         <w:rPr>
@@ -1690,8 +1692,15 @@
           <w:color w:val="115E59"/>
           <w:sz w:val="23"/>
         </w:rPr>
-        <w:t xml:space="preserve">5. Verdict Lifecycle </w:t>
+        <w:t>5. Verdict Lifecycle</w:t>
       </w:r>
+    </w:p>
+    <w:p>
+      <w:pPr>
+        <w:spacing w:before="132" w:after="0" w:lineRule="exact" w:line="244"/>
+        <w:ind w:left="334"/>
+        <w:jc w:val="left"/>
+      </w:pPr>
       <w:r>
         <w:rPr>
           <w:rFonts w:ascii="Arial" w:hAnsi="Arial" w:cs="Arial" w:eastAsia="Arial"/>
